--- a/Rahil_S385218/Week_1/WEEK - 1.docx
+++ b/Rahil_S385218/Week_1/WEEK - 1.docx
@@ -296,6 +296,9 @@
             <w:r>
               <w:t>Since Power BI does not run directly on a MacBook, researched possible solutions and set up a virtual machine to access it.</w:t>
             </w:r>
+            <w:r>
+              <w:t xml:space="preserve"> Watched some YouTube videos about BA role.</w:t>
+            </w:r>
           </w:p>
         </w:tc>
       </w:tr>
@@ -312,11 +315,70 @@
           <w:b/>
           <w:bCs/>
           <w:color w:val="BF4E14" w:themeColor="accent2" w:themeShade="BF"/>
-          <w:sz w:val="36"/>
-          <w:szCs w:val="36"/>
-        </w:rPr>
-      </w:pPr>
-      <w:r>
+          <w:sz w:val="32"/>
+          <w:szCs w:val="32"/>
+        </w:rPr>
+      </w:pPr>
+      <w:r>
+        <w:rPr>
+          <w:b/>
+          <w:bCs/>
+          <w:color w:val="BF4E14" w:themeColor="accent2" w:themeShade="BF"/>
+          <w:sz w:val="32"/>
+          <w:szCs w:val="32"/>
+        </w:rPr>
+        <w:t>Resources:</w:t>
+      </w:r>
+    </w:p>
+    <w:p>
+      <w:pPr>
+        <w:pStyle w:val="ListParagraph"/>
+        <w:numPr>
+          <w:ilvl w:val="0"/>
+          <w:numId w:val="7"/>
+        </w:numPr>
+        <w:jc w:val="both"/>
+      </w:pPr>
+      <w:hyperlink r:id="rId5" w:history="1">
+        <w:r>
+          <w:rPr>
+            <w:rStyle w:val="Hyperlink"/>
+          </w:rPr>
+          <w:t>https://www.youtube.com/watch?v=-psusaPKLg0&amp;list=PLEiEAq2VkUUIhyGLSiEzotDRF0hc1xbiN</w:t>
+        </w:r>
+      </w:hyperlink>
+    </w:p>
+    <w:p>
+      <w:pPr>
+        <w:pStyle w:val="ListParagraph"/>
+        <w:numPr>
+          <w:ilvl w:val="0"/>
+          <w:numId w:val="7"/>
+        </w:numPr>
+        <w:jc w:val="both"/>
+      </w:pPr>
+      <w:hyperlink r:id="rId6" w:history="1">
+        <w:r>
+          <w:rPr>
+            <w:rStyle w:val="Hyperlink"/>
+          </w:rPr>
+          <w:t>https://www.youtube.com/watch?v=yp1mT7XJ-F4&amp;list=PLEiEAq2VkUUIhyGLSiEzotDRF0hc1xbiN&amp;index=7</w:t>
+        </w:r>
+      </w:hyperlink>
+    </w:p>
+    <w:p>
+      <w:pPr>
+        <w:jc w:val="both"/>
+      </w:pPr>
+    </w:p>
+    <w:p>
+      <w:pPr>
+        <w:jc w:val="both"/>
+      </w:pPr>
+    </w:p>
+    <w:p>
+      <w:pPr>
+        <w:jc w:val="both"/>
         <w:rPr>
           <w:b/>
           <w:bCs/>
@@ -324,8 +386,7 @@
           <w:sz w:val="36"/>
           <w:szCs w:val="36"/>
         </w:rPr>
-        <w:t>ROLE</w:t>
-      </w:r>
+      </w:pPr>
       <w:r>
         <w:rPr>
           <w:b/>
@@ -334,7 +395,7 @@
           <w:sz w:val="36"/>
           <w:szCs w:val="36"/>
         </w:rPr>
-        <w:t xml:space="preserve"> - </w:t>
+        <w:t>ROLE</w:t>
       </w:r>
       <w:r>
         <w:rPr>
@@ -344,6 +405,16 @@
           <w:sz w:val="36"/>
           <w:szCs w:val="36"/>
         </w:rPr>
+        <w:t xml:space="preserve"> - </w:t>
+      </w:r>
+      <w:r>
+        <w:rPr>
+          <w:b/>
+          <w:bCs/>
+          <w:color w:val="BF4E14" w:themeColor="accent2" w:themeShade="BF"/>
+          <w:sz w:val="36"/>
+          <w:szCs w:val="36"/>
+        </w:rPr>
         <w:t>1</w:t>
       </w:r>
     </w:p>
@@ -479,6 +550,7 @@
         <w:rPr>
           <w:color w:val="000000" w:themeColor="text1"/>
         </w:rPr>
+        <w:lastRenderedPageBreak/>
         <w:t>Facilitate workshops, interviews and stakeholder meetings to understand business needs.</w:t>
       </w:r>
     </w:p>
@@ -584,7 +656,6 @@
         <w:rPr>
           <w:color w:val="000000" w:themeColor="text1"/>
         </w:rPr>
-        <w:lastRenderedPageBreak/>
         <w:t>Liaise with external vendors to support system implementations, enhancements and integrations.</w:t>
       </w:r>
     </w:p>
@@ -1182,6 +1253,7 @@
         <w:rPr>
           <w:color w:val="000000" w:themeColor="text1"/>
         </w:rPr>
+        <w:lastRenderedPageBreak/>
         <w:t>Australian Military Bank forms an integral part of the wider Defence community. We offer our staff competitive remuneration, discounts on banking and insurance products and ongoing learning and development programs. You will be provided with training and coaching on the job to provide you with the tools to be successful in this role. Australian Military Bank provides realistic progression opportunity nationwide and the opportunity to embrace new technologies and ways of working.</w:t>
       </w:r>
     </w:p>
@@ -1243,20 +1315,7 @@
         <w:rPr>
           <w:color w:val="000000" w:themeColor="text1"/>
         </w:rPr>
-        <w:lastRenderedPageBreak/>
-        <w:t xml:space="preserve">This is an exciting, challenging position with the opportunity to build your career with a highly trusted mutual bank. We move quickly with our interview process, if you are </w:t>
-      </w:r>
-      <w:r>
-        <w:rPr>
-          <w:color w:val="000000" w:themeColor="text1"/>
-        </w:rPr>
-        <w:t>keen,</w:t>
-      </w:r>
-      <w:r>
-        <w:rPr>
-          <w:color w:val="000000" w:themeColor="text1"/>
-        </w:rPr>
-        <w:t xml:space="preserve"> please submit your CV today!</w:t>
+        <w:t>This is an exciting, challenging position with the opportunity to build your career with a highly trusted mutual bank. We move quickly with our interview process, if you are keen, please submit your CV today!</w:t>
       </w:r>
     </w:p>
     <w:p>
@@ -1289,9 +1348,780 @@
           <w:sz w:val="36"/>
           <w:szCs w:val="36"/>
         </w:rPr>
-        <w:t xml:space="preserve">ROLE – </w:t>
-      </w:r>
-      <w:r>
+        <w:t>ROLE – 2</w:t>
+      </w:r>
+    </w:p>
+    <w:p>
+      <w:pPr>
+        <w:jc w:val="both"/>
+        <w:rPr>
+          <w:b/>
+          <w:bCs/>
+          <w:color w:val="BF4E14" w:themeColor="accent2" w:themeShade="BF"/>
+          <w:sz w:val="32"/>
+          <w:szCs w:val="32"/>
+        </w:rPr>
+      </w:pPr>
+      <w:r>
+        <w:rPr>
+          <w:b/>
+          <w:bCs/>
+          <w:color w:val="BF4E14" w:themeColor="accent2" w:themeShade="BF"/>
+          <w:sz w:val="32"/>
+          <w:szCs w:val="32"/>
+        </w:rPr>
+        <w:t>DHL Supply Chain (LinkedIn)</w:t>
+      </w:r>
+    </w:p>
+    <w:p>
+      <w:pPr>
+        <w:rPr>
+          <w:shd w:val="clear" w:color="auto" w:fill="FFFFFF"/>
+        </w:rPr>
+      </w:pPr>
+    </w:p>
+    <w:p>
+      <w:pPr>
+        <w:jc w:val="both"/>
+      </w:pPr>
+      <w:r>
+        <w:rPr>
+          <w:shd w:val="clear" w:color="auto" w:fill="FFFFFF"/>
+        </w:rPr>
+        <w:t>When you work with us, you'll find that we deliver results; without compromising on respect. We value each other's differences while recognising individual strength.</w:t>
+      </w:r>
+    </w:p>
+    <w:p>
+      <w:r>
+        <w:br/>
+      </w:r>
+      <w:r>
+        <w:rPr>
+          <w:shd w:val="clear" w:color="auto" w:fill="FFFFFF"/>
+        </w:rPr>
+        <w:t>We are the world's leading contract logistics company. We create competitive advantages for our customers through customised warehousing and transportation services. We combine our global scale with local knowledge and sector experience.</w:t>
+      </w:r>
+      <w:r>
+        <w:br/>
+      </w:r>
+      <w:r>
+        <w:br/>
+      </w:r>
+      <w:r>
+        <w:rPr>
+          <w:shd w:val="clear" w:color="auto" w:fill="FFFFFF"/>
+        </w:rPr>
+        <w:t>At DHL Supply Chain (DSC) Australia there's more to a role than the work we do. Whatever your role is, we never forget that you make us who we are. We work hard to make sure a career with DHL is as satisfying and successful as it can be.</w:t>
+      </w:r>
+      <w:r>
+        <w:br/>
+      </w:r>
+      <w:r>
+        <w:br/>
+      </w:r>
+      <w:r>
+        <w:rPr>
+          <w:shd w:val="clear" w:color="auto" w:fill="FFFFFF"/>
+        </w:rPr>
+        <w:t>Join a supportive work environment where you'll have the tools and training you need to grow and succeed.</w:t>
+      </w:r>
+      <w:r>
+        <w:br/>
+      </w:r>
+      <w:r>
+        <w:br/>
+      </w:r>
+      <w:r>
+        <w:rPr>
+          <w:shd w:val="clear" w:color="auto" w:fill="FFFFFF"/>
+        </w:rPr>
+        <w:t>DHL Supply Chain Australia is a Great Place To Work certified.</w:t>
+      </w:r>
+      <w:r>
+        <w:br/>
+      </w:r>
+      <w:r>
+        <w:br/>
+      </w:r>
+      <w:r>
+        <w:rPr>
+          <w:b/>
+          <w:bCs/>
+          <w:shd w:val="clear" w:color="auto" w:fill="FFFFFF"/>
+        </w:rPr>
+        <w:t>In this job you will:</w:t>
+      </w:r>
+      <w:r>
+        <w:br/>
+      </w:r>
+      <w:r>
+        <w:br/>
+      </w:r>
+      <w:r>
+        <w:rPr>
+          <w:shd w:val="clear" w:color="auto" w:fill="FFFFFF"/>
+        </w:rPr>
+        <w:t>As Business Analyst at DHL, you'll overcome daily logistical challenges to ensure warehouse operations run smoothly. In a fast-paced environment, where every day is different, you'll have the autonomy to make decisions and be able to continually grow professionally. Use your strong analytical skills to drive the future of logistics, using the latest technology.</w:t>
+      </w:r>
+    </w:p>
+    <w:p>
+      <w:pPr>
+        <w:numPr>
+          <w:ilvl w:val="0"/>
+          <w:numId w:val="4"/>
+        </w:numPr>
+        <w:spacing w:before="100" w:beforeAutospacing="1" w:after="100" w:afterAutospacing="1"/>
+        <w:textAlignment w:val="baseline"/>
+      </w:pPr>
+      <w:r>
+        <w:t>Analyse and reporting of performance – develop automated reporting formats</w:t>
+      </w:r>
+    </w:p>
+    <w:p>
+      <w:pPr>
+        <w:numPr>
+          <w:ilvl w:val="0"/>
+          <w:numId w:val="4"/>
+        </w:numPr>
+        <w:spacing w:before="100" w:beforeAutospacing="1" w:after="100" w:afterAutospacing="1"/>
+        <w:textAlignment w:val="baseline"/>
+      </w:pPr>
+      <w:r>
+        <w:t>Detailed data analysis on SKU behaviour to optimise productivity in an automated picking system</w:t>
+      </w:r>
+    </w:p>
+    <w:p>
+      <w:pPr>
+        <w:numPr>
+          <w:ilvl w:val="0"/>
+          <w:numId w:val="4"/>
+        </w:numPr>
+        <w:spacing w:before="100" w:beforeAutospacing="1" w:after="100" w:afterAutospacing="1"/>
+        <w:textAlignment w:val="baseline"/>
+      </w:pPr>
+      <w:r>
+        <w:t>Proactive Qualitative analysis and business Insight</w:t>
+      </w:r>
+    </w:p>
+    <w:p>
+      <w:pPr>
+        <w:numPr>
+          <w:ilvl w:val="0"/>
+          <w:numId w:val="4"/>
+        </w:numPr>
+        <w:spacing w:before="100" w:beforeAutospacing="1" w:after="100" w:afterAutospacing="1"/>
+        <w:textAlignment w:val="baseline"/>
+      </w:pPr>
+      <w:r>
+        <w:t>Numerical analysis of raw data into accurate reports</w:t>
+      </w:r>
+    </w:p>
+    <w:p>
+      <w:pPr>
+        <w:numPr>
+          <w:ilvl w:val="0"/>
+          <w:numId w:val="4"/>
+        </w:numPr>
+        <w:spacing w:beforeAutospacing="1" w:afterAutospacing="1"/>
+        <w:textAlignment w:val="baseline"/>
+      </w:pPr>
+      <w:r>
+        <w:t>Analytical problem solving and system planning; identifying opportunities for improvement</w:t>
+      </w:r>
+      <w:r>
+        <w:rPr>
+          <w:rStyle w:val="white-space-pre"/>
+        </w:rPr>
+        <w:t xml:space="preserve"> </w:t>
+      </w:r>
+    </w:p>
+    <w:p>
+      <w:pPr>
+        <w:numPr>
+          <w:ilvl w:val="0"/>
+          <w:numId w:val="4"/>
+        </w:numPr>
+        <w:spacing w:before="100" w:beforeAutospacing="1" w:after="100" w:afterAutospacing="1"/>
+        <w:textAlignment w:val="baseline"/>
+      </w:pPr>
+      <w:r>
+        <w:lastRenderedPageBreak/>
+        <w:t>Daily interaction with internal and external stakeholders</w:t>
+      </w:r>
+    </w:p>
+    <w:p>
+      <w:pPr>
+        <w:numPr>
+          <w:ilvl w:val="0"/>
+          <w:numId w:val="4"/>
+        </w:numPr>
+        <w:spacing w:beforeAutospacing="1" w:afterAutospacing="1"/>
+        <w:textAlignment w:val="baseline"/>
+      </w:pPr>
+      <w:r>
+        <w:t>Plan and assist in ensuring customers efficiencies are improved and maximised</w:t>
+      </w:r>
+      <w:r>
+        <w:rPr>
+          <w:rStyle w:val="white-space-pre"/>
+        </w:rPr>
+        <w:t xml:space="preserve"> </w:t>
+      </w:r>
+      <w:r>
+        <w:br/>
+      </w:r>
+    </w:p>
+    <w:p>
+      <w:pPr>
+        <w:rPr>
+          <w:b/>
+          <w:bCs/>
+        </w:rPr>
+      </w:pPr>
+      <w:r>
+        <w:rPr>
+          <w:b/>
+          <w:bCs/>
+          <w:shd w:val="clear" w:color="auto" w:fill="FFFFFF"/>
+        </w:rPr>
+        <w:t>You have the following qualities &amp; qualifications:</w:t>
+      </w:r>
+    </w:p>
+    <w:p>
+      <w:pPr>
+        <w:numPr>
+          <w:ilvl w:val="0"/>
+          <w:numId w:val="5"/>
+        </w:numPr>
+        <w:spacing w:before="100" w:beforeAutospacing="1" w:after="100" w:afterAutospacing="1"/>
+        <w:textAlignment w:val="baseline"/>
+      </w:pPr>
+      <w:r>
+        <w:t>Advanced MS Office; specifically, MS Excel and MS and Access</w:t>
+      </w:r>
+    </w:p>
+    <w:p>
+      <w:pPr>
+        <w:numPr>
+          <w:ilvl w:val="0"/>
+          <w:numId w:val="5"/>
+        </w:numPr>
+        <w:spacing w:before="100" w:beforeAutospacing="1" w:after="100" w:afterAutospacing="1"/>
+        <w:textAlignment w:val="baseline"/>
+      </w:pPr>
+      <w:r>
+        <w:t>3+ years' experience in business analysis or process analysis</w:t>
+      </w:r>
+    </w:p>
+    <w:p>
+      <w:pPr>
+        <w:numPr>
+          <w:ilvl w:val="0"/>
+          <w:numId w:val="5"/>
+        </w:numPr>
+        <w:spacing w:before="100" w:beforeAutospacing="1" w:after="100" w:afterAutospacing="1"/>
+        <w:textAlignment w:val="baseline"/>
+      </w:pPr>
+      <w:r>
+        <w:t>Highly developed written and verbal communication skills</w:t>
+      </w:r>
+    </w:p>
+    <w:p>
+      <w:pPr>
+        <w:numPr>
+          <w:ilvl w:val="0"/>
+          <w:numId w:val="5"/>
+        </w:numPr>
+        <w:spacing w:before="100" w:beforeAutospacing="1" w:after="100" w:afterAutospacing="1"/>
+        <w:textAlignment w:val="baseline"/>
+      </w:pPr>
+      <w:r>
+        <w:t>Demonstrated experience using Warehouse Management Systems (WMS)</w:t>
+      </w:r>
+    </w:p>
+    <w:p>
+      <w:pPr>
+        <w:numPr>
+          <w:ilvl w:val="0"/>
+          <w:numId w:val="5"/>
+        </w:numPr>
+        <w:spacing w:before="100" w:beforeAutospacing="1" w:after="100" w:afterAutospacing="1"/>
+        <w:textAlignment w:val="baseline"/>
+      </w:pPr>
+      <w:r>
+        <w:t>Experience within an automated retail warehouse solution</w:t>
+      </w:r>
+    </w:p>
+    <w:p>
+      <w:pPr>
+        <w:numPr>
+          <w:ilvl w:val="0"/>
+          <w:numId w:val="5"/>
+        </w:numPr>
+        <w:spacing w:before="100" w:beforeAutospacing="1" w:after="100" w:afterAutospacing="1"/>
+        <w:textAlignment w:val="baseline"/>
+      </w:pPr>
+      <w:r>
+        <w:t>Advanced analytical &amp; problem-solving skills</w:t>
+      </w:r>
+    </w:p>
+    <w:p>
+      <w:pPr>
+        <w:numPr>
+          <w:ilvl w:val="0"/>
+          <w:numId w:val="5"/>
+        </w:numPr>
+        <w:spacing w:before="100" w:beforeAutospacing="1" w:after="100" w:afterAutospacing="1"/>
+        <w:textAlignment w:val="baseline"/>
+      </w:pPr>
+      <w:r>
+        <w:t>Experience within a 3PL environment and good warehouse knowledge</w:t>
+      </w:r>
+    </w:p>
+    <w:p>
+      <w:pPr>
+        <w:numPr>
+          <w:ilvl w:val="0"/>
+          <w:numId w:val="5"/>
+        </w:numPr>
+        <w:spacing w:before="100" w:beforeAutospacing="1" w:after="100" w:afterAutospacing="1"/>
+        <w:textAlignment w:val="baseline"/>
+      </w:pPr>
+      <w:r>
+        <w:t>Self-motivation and ability to work independently</w:t>
+      </w:r>
+    </w:p>
+    <w:p>
+      <w:pPr>
+        <w:numPr>
+          <w:ilvl w:val="0"/>
+          <w:numId w:val="5"/>
+        </w:numPr>
+        <w:spacing w:before="100" w:beforeAutospacing="1" w:after="100" w:afterAutospacing="1"/>
+        <w:textAlignment w:val="baseline"/>
+      </w:pPr>
+      <w:r>
+        <w:t>Analytical and operational reasoning with the ability to generate and support innovation</w:t>
+      </w:r>
+    </w:p>
+    <w:p>
+      <w:pPr>
+        <w:numPr>
+          <w:ilvl w:val="0"/>
+          <w:numId w:val="5"/>
+        </w:numPr>
+        <w:spacing w:before="100" w:beforeAutospacing="1" w:after="100" w:afterAutospacing="1"/>
+        <w:textAlignment w:val="baseline"/>
+      </w:pPr>
+      <w:r>
+        <w:t>Personal resilience. Able to sustain a high level of energy and positivity during pressure</w:t>
+      </w:r>
+    </w:p>
+    <w:p>
+      <w:pPr>
+        <w:spacing w:after="240"/>
+        <w:jc w:val="both"/>
+        <w:rPr>
+          <w:b/>
+          <w:bCs/>
+          <w:color w:val="BF4E14" w:themeColor="accent2" w:themeShade="BF"/>
+          <w:sz w:val="32"/>
+          <w:szCs w:val="32"/>
+        </w:rPr>
+      </w:pPr>
+      <w:r>
+        <w:rPr>
+          <w:b/>
+          <w:bCs/>
+          <w:color w:val="BF4E14" w:themeColor="accent2" w:themeShade="BF"/>
+          <w:sz w:val="32"/>
+          <w:szCs w:val="32"/>
+        </w:rPr>
+        <w:t>Skills Required According to these two roles:</w:t>
+      </w:r>
+    </w:p>
+    <w:p>
+      <w:pPr>
+        <w:ind w:left="720"/>
+      </w:pPr>
+      <w:r>
+        <w:rPr>
+          <w:rFonts w:hAnsi="Symbol"/>
+        </w:rPr>
+        <w:t></w:t>
+      </w:r>
+      <w:r>
+        <w:t xml:space="preserve">  Requirements gathering, analysis and documentation </w:t>
+      </w:r>
+    </w:p>
+    <w:p>
+      <w:pPr>
+        <w:ind w:left="720"/>
+      </w:pPr>
+      <w:r>
+        <w:rPr>
+          <w:rFonts w:hAnsi="Symbol"/>
+        </w:rPr>
+        <w:t></w:t>
+      </w:r>
+      <w:r>
+        <w:t xml:space="preserve">  Stakeholder engagement, interviews and workshop facilitation </w:t>
+      </w:r>
+    </w:p>
+    <w:p>
+      <w:pPr>
+        <w:ind w:left="720"/>
+      </w:pPr>
+      <w:r>
+        <w:rPr>
+          <w:rFonts w:hAnsi="Symbol"/>
+        </w:rPr>
+        <w:t></w:t>
+      </w:r>
+      <w:r>
+        <w:t xml:space="preserve">  Business process mapping, analysis and improvement </w:t>
+      </w:r>
+    </w:p>
+    <w:p>
+      <w:pPr>
+        <w:ind w:left="720"/>
+      </w:pPr>
+      <w:r>
+        <w:rPr>
+          <w:rFonts w:hAnsi="Symbol"/>
+        </w:rPr>
+        <w:t></w:t>
+      </w:r>
+      <w:r>
+        <w:t xml:space="preserve">  User stories, acceptance criteria and backlog management </w:t>
+      </w:r>
+    </w:p>
+    <w:p>
+      <w:pPr>
+        <w:ind w:left="720"/>
+      </w:pPr>
+      <w:r>
+        <w:rPr>
+          <w:rFonts w:hAnsi="Symbol"/>
+        </w:rPr>
+        <w:t></w:t>
+      </w:r>
+      <w:r>
+        <w:t xml:space="preserve">  Agile delivery: Scrum, Kanban, sprint planning and backlog refinement </w:t>
+      </w:r>
+    </w:p>
+    <w:p>
+      <w:pPr>
+        <w:ind w:left="720"/>
+      </w:pPr>
+      <w:r>
+        <w:rPr>
+          <w:rFonts w:hAnsi="Symbol"/>
+        </w:rPr>
+        <w:t></w:t>
+      </w:r>
+      <w:r>
+        <w:t xml:space="preserve">  SDLC knowledge and system implementation support </w:t>
+      </w:r>
+    </w:p>
+    <w:p>
+      <w:pPr>
+        <w:ind w:left="720"/>
+      </w:pPr>
+      <w:r>
+        <w:rPr>
+          <w:rFonts w:hAnsi="Symbol"/>
+        </w:rPr>
+        <w:t></w:t>
+      </w:r>
+      <w:r>
+        <w:t xml:space="preserve">  UAT planning, coordination, execution and issue resolution </w:t>
+      </w:r>
+    </w:p>
+    <w:p>
+      <w:pPr>
+        <w:ind w:left="720"/>
+      </w:pPr>
+      <w:r>
+        <w:rPr>
+          <w:rFonts w:hAnsi="Symbol"/>
+        </w:rPr>
+        <w:t></w:t>
+      </w:r>
+      <w:r>
+        <w:t xml:space="preserve">  Data analysis, performance analysis and business insights </w:t>
+      </w:r>
+    </w:p>
+    <w:p>
+      <w:pPr>
+        <w:ind w:left="720"/>
+      </w:pPr>
+      <w:r>
+        <w:rPr>
+          <w:rFonts w:hAnsi="Symbol"/>
+        </w:rPr>
+        <w:t></w:t>
+      </w:r>
+      <w:r>
+        <w:t xml:space="preserve">  Automated reporting and dashboard/report development </w:t>
+      </w:r>
+    </w:p>
+    <w:p>
+      <w:pPr>
+        <w:ind w:left="720"/>
+      </w:pPr>
+      <w:r>
+        <w:rPr>
+          <w:rFonts w:hAnsi="Symbol"/>
+        </w:rPr>
+        <w:t></w:t>
+      </w:r>
+      <w:r>
+        <w:t xml:space="preserve">  Numerical analysis and translating raw data into actionable reports </w:t>
+      </w:r>
+    </w:p>
+    <w:p>
+      <w:pPr>
+        <w:ind w:left="720"/>
+      </w:pPr>
+      <w:r>
+        <w:rPr>
+          <w:rFonts w:hAnsi="Symbol"/>
+        </w:rPr>
+        <w:t></w:t>
+      </w:r>
+      <w:r>
+        <w:t xml:space="preserve">  Problem-solving, operational reasoning and continuous improvement </w:t>
+      </w:r>
+    </w:p>
+    <w:p>
+      <w:pPr>
+        <w:ind w:left="720"/>
+      </w:pPr>
+      <w:r>
+        <w:rPr>
+          <w:rFonts w:hAnsi="Symbol"/>
+        </w:rPr>
+        <w:t></w:t>
+      </w:r>
+      <w:r>
+        <w:t xml:space="preserve">  Project risk, issue, dependency and status reporting </w:t>
+      </w:r>
+    </w:p>
+    <w:p>
+      <w:pPr>
+        <w:ind w:left="720"/>
+      </w:pPr>
+      <w:r>
+        <w:rPr>
+          <w:rFonts w:hAnsi="Symbol"/>
+        </w:rPr>
+        <w:t></w:t>
+      </w:r>
+      <w:r>
+        <w:t xml:space="preserve">  Vendor and cross-functional team coordination </w:t>
+      </w:r>
+    </w:p>
+    <w:p>
+      <w:pPr>
+        <w:ind w:left="720"/>
+      </w:pPr>
+      <w:r>
+        <w:rPr>
+          <w:rFonts w:hAnsi="Symbol"/>
+        </w:rPr>
+        <w:t></w:t>
+      </w:r>
+      <w:r>
+        <w:t xml:space="preserve">  Written and verbal communication </w:t>
+      </w:r>
+    </w:p>
+    <w:p>
+      <w:pPr>
+        <w:ind w:left="720"/>
+      </w:pPr>
+      <w:r>
+        <w:rPr>
+          <w:rFonts w:hAnsi="Symbol"/>
+        </w:rPr>
+        <w:t></w:t>
+      </w:r>
+      <w:r>
+        <w:t xml:space="preserve">  Warehouse, 3PL, WMS, banking or financial-services domain knowledge (depending on industry) </w:t>
+      </w:r>
+    </w:p>
+    <w:p>
+      <w:pPr>
+        <w:ind w:left="720"/>
+        <w:jc w:val="both"/>
+      </w:pPr>
+      <w:r>
+        <w:rPr>
+          <w:rFonts w:hAnsi="Symbol"/>
+        </w:rPr>
+        <w:t></w:t>
+      </w:r>
+      <w:r>
+        <w:t xml:space="preserve">  Self-management, resilience and ability to work independently</w:t>
+      </w:r>
+    </w:p>
+    <w:p>
+      <w:pPr>
+        <w:jc w:val="both"/>
+      </w:pPr>
+    </w:p>
+    <w:p>
+      <w:pPr>
+        <w:spacing w:after="240"/>
+        <w:jc w:val="both"/>
+        <w:rPr>
+          <w:b/>
+          <w:bCs/>
+          <w:color w:val="BF4E14" w:themeColor="accent2" w:themeShade="BF"/>
+          <w:sz w:val="32"/>
+          <w:szCs w:val="32"/>
+        </w:rPr>
+      </w:pPr>
+      <w:r>
+        <w:rPr>
+          <w:b/>
+          <w:bCs/>
+          <w:color w:val="BF4E14" w:themeColor="accent2" w:themeShade="BF"/>
+          <w:sz w:val="32"/>
+          <w:szCs w:val="32"/>
+        </w:rPr>
+        <w:t>Tools knowledge required according to these two roles:</w:t>
+      </w:r>
+    </w:p>
+    <w:p>
+      <w:pPr>
+        <w:ind w:left="720"/>
+      </w:pPr>
+      <w:r>
+        <w:rPr>
+          <w:rFonts w:hAnsi="Symbol"/>
+        </w:rPr>
+        <w:t></w:t>
+      </w:r>
+      <w:r>
+        <w:t xml:space="preserve">  Jira </w:t>
+      </w:r>
+    </w:p>
+    <w:p>
+      <w:pPr>
+        <w:ind w:left="720"/>
+      </w:pPr>
+      <w:r>
+        <w:rPr>
+          <w:rFonts w:hAnsi="Symbol"/>
+        </w:rPr>
+        <w:t></w:t>
+      </w:r>
+      <w:r>
+        <w:t xml:space="preserve">  Microsoft 365 / Microsoft Office </w:t>
+      </w:r>
+    </w:p>
+    <w:p>
+      <w:pPr>
+        <w:ind w:left="720"/>
+      </w:pPr>
+      <w:r>
+        <w:rPr>
+          <w:rFonts w:hAnsi="Symbol"/>
+        </w:rPr>
+        <w:t></w:t>
+      </w:r>
+      <w:r>
+        <w:t xml:space="preserve">  Microsoft Excel (advanced) </w:t>
+      </w:r>
+    </w:p>
+    <w:p>
+      <w:pPr>
+        <w:ind w:left="720"/>
+      </w:pPr>
+      <w:r>
+        <w:rPr>
+          <w:rFonts w:hAnsi="Symbol"/>
+        </w:rPr>
+        <w:t></w:t>
+      </w:r>
+      <w:r>
+        <w:t xml:space="preserve">  Microsoft Access </w:t>
+      </w:r>
+    </w:p>
+    <w:p>
+      <w:pPr>
+        <w:ind w:left="720"/>
+      </w:pPr>
+      <w:r>
+        <w:rPr>
+          <w:rFonts w:hAnsi="Symbol"/>
+        </w:rPr>
+        <w:t></w:t>
+      </w:r>
+      <w:r>
+        <w:t xml:space="preserve">  Power BI </w:t>
+      </w:r>
+    </w:p>
+    <w:p>
+      <w:pPr>
+        <w:ind w:left="720"/>
+      </w:pPr>
+      <w:r>
+        <w:rPr>
+          <w:rFonts w:hAnsi="Symbol"/>
+        </w:rPr>
+        <w:t></w:t>
+      </w:r>
+      <w:r>
+        <w:t xml:space="preserve">  Power Apps </w:t>
+      </w:r>
+    </w:p>
+    <w:p>
+      <w:pPr>
+        <w:ind w:left="720"/>
+      </w:pPr>
+      <w:r>
+        <w:rPr>
+          <w:rFonts w:hAnsi="Symbol"/>
+        </w:rPr>
+        <w:t></w:t>
+      </w:r>
+      <w:r>
+        <w:t xml:space="preserve">  Microsoft Project </w:t>
+      </w:r>
+    </w:p>
+    <w:p>
+      <w:pPr>
+        <w:ind w:left="720"/>
+        <w:jc w:val="both"/>
+      </w:pPr>
+      <w:r>
+        <w:rPr>
+          <w:rFonts w:hAnsi="Symbol"/>
+        </w:rPr>
+        <w:lastRenderedPageBreak/>
+        <w:t></w:t>
+      </w:r>
+      <w:r>
+        <w:t xml:space="preserve">  Warehouse Management Systems (WMS)</w:t>
+      </w:r>
+    </w:p>
+    <w:p>
+      <w:pPr>
+        <w:jc w:val="both"/>
+        <w:rPr>
+          <w:b/>
+          <w:bCs/>
+          <w:sz w:val="32"/>
+          <w:szCs w:val="32"/>
+        </w:rPr>
+      </w:pPr>
+    </w:p>
+    <w:p>
+      <w:pPr>
+        <w:spacing w:after="240"/>
+        <w:jc w:val="both"/>
         <w:rPr>
           <w:b/>
           <w:bCs/>
@@ -1299,861 +2129,8 @@
           <w:sz w:val="36"/>
           <w:szCs w:val="36"/>
         </w:rPr>
-        <w:t>2</w:t>
-      </w:r>
-    </w:p>
-    <w:p>
-      <w:pPr>
-        <w:jc w:val="both"/>
-        <w:rPr>
-          <w:b/>
-          <w:bCs/>
-          <w:color w:val="BF4E14" w:themeColor="accent2" w:themeShade="BF"/>
-          <w:sz w:val="32"/>
-          <w:szCs w:val="32"/>
-        </w:rPr>
-      </w:pPr>
-      <w:r>
-        <w:rPr>
-          <w:b/>
-          <w:bCs/>
-          <w:color w:val="BF4E14" w:themeColor="accent2" w:themeShade="BF"/>
-          <w:sz w:val="32"/>
-          <w:szCs w:val="32"/>
-        </w:rPr>
-        <w:t>DHL Supply Chain</w:t>
-      </w:r>
-      <w:r>
-        <w:rPr>
-          <w:b/>
-          <w:bCs/>
-          <w:color w:val="BF4E14" w:themeColor="accent2" w:themeShade="BF"/>
-          <w:sz w:val="32"/>
-          <w:szCs w:val="32"/>
-        </w:rPr>
-        <w:t xml:space="preserve"> (</w:t>
-      </w:r>
-      <w:r>
-        <w:rPr>
-          <w:b/>
-          <w:bCs/>
-          <w:color w:val="BF4E14" w:themeColor="accent2" w:themeShade="BF"/>
-          <w:sz w:val="32"/>
-          <w:szCs w:val="32"/>
-        </w:rPr>
-        <w:t>LinkedIn</w:t>
-      </w:r>
-      <w:r>
-        <w:rPr>
-          <w:b/>
-          <w:bCs/>
-          <w:color w:val="BF4E14" w:themeColor="accent2" w:themeShade="BF"/>
-          <w:sz w:val="32"/>
-          <w:szCs w:val="32"/>
-        </w:rPr>
-        <w:t>)</w:t>
-      </w:r>
-    </w:p>
-    <w:p>
-      <w:pPr>
-        <w:rPr>
-          <w:shd w:val="clear" w:color="auto" w:fill="FFFFFF"/>
-        </w:rPr>
-      </w:pPr>
-    </w:p>
-    <w:p>
-      <w:pPr>
-        <w:jc w:val="both"/>
-      </w:pPr>
-      <w:r>
-        <w:rPr>
-          <w:shd w:val="clear" w:color="auto" w:fill="FFFFFF"/>
-        </w:rPr>
-        <w:t xml:space="preserve">When you work with </w:t>
-      </w:r>
-      <w:r>
-        <w:rPr>
-          <w:shd w:val="clear" w:color="auto" w:fill="FFFFFF"/>
-        </w:rPr>
-        <w:t>us,</w:t>
-      </w:r>
-      <w:r>
-        <w:rPr>
-          <w:shd w:val="clear" w:color="auto" w:fill="FFFFFF"/>
-        </w:rPr>
-        <w:t xml:space="preserve"> you'll find that we deliver results; without compromising on respect. We value each other's differences while recognising individual strength.</w:t>
-      </w:r>
-    </w:p>
-    <w:p>
-      <w:r>
-        <w:br/>
-      </w:r>
-      <w:r>
-        <w:rPr>
-          <w:shd w:val="clear" w:color="auto" w:fill="FFFFFF"/>
-        </w:rPr>
-        <w:t>We are the world's leading contract logistics company. We create competitive advantages for our customers through customised warehousing and transportation services. We combine our global scale with local knowledge and sector experience.</w:t>
-      </w:r>
-      <w:r>
-        <w:br/>
-      </w:r>
-      <w:r>
-        <w:br/>
-      </w:r>
-      <w:r>
-        <w:rPr>
-          <w:shd w:val="clear" w:color="auto" w:fill="FFFFFF"/>
-        </w:rPr>
-        <w:t>At DHL Supply Chain (DSC) Australia there's more to a role than the work we do. Whatever your role is, we never forget that you make us who we are. We work hard to make sure a career with DHL is as satisfying and successful as it can be.</w:t>
-      </w:r>
-      <w:r>
-        <w:br/>
-      </w:r>
-      <w:r>
-        <w:br/>
-      </w:r>
-      <w:r>
-        <w:rPr>
-          <w:shd w:val="clear" w:color="auto" w:fill="FFFFFF"/>
-        </w:rPr>
-        <w:t>Join a supportive work environment where you'll have the tools and training you need to grow and succeed.</w:t>
-      </w:r>
-      <w:r>
-        <w:br/>
-      </w:r>
-      <w:r>
-        <w:br/>
-      </w:r>
-      <w:r>
-        <w:rPr>
-          <w:shd w:val="clear" w:color="auto" w:fill="FFFFFF"/>
-        </w:rPr>
-        <w:t>DHL Supply Chain Australia is a Great Place To Work certified.</w:t>
-      </w:r>
-      <w:r>
-        <w:br/>
-      </w:r>
-      <w:r>
-        <w:br/>
-      </w:r>
-      <w:r>
-        <w:rPr>
-          <w:b/>
-          <w:bCs/>
-          <w:shd w:val="clear" w:color="auto" w:fill="FFFFFF"/>
-        </w:rPr>
-        <w:t>In this job you will:</w:t>
-      </w:r>
-      <w:r>
-        <w:br/>
-      </w:r>
-      <w:r>
-        <w:br/>
-      </w:r>
-      <w:r>
-        <w:rPr>
-          <w:shd w:val="clear" w:color="auto" w:fill="FFFFFF"/>
-        </w:rPr>
-        <w:t xml:space="preserve">As Business Analyst at DHL, you'll overcome daily logistical challenges to ensure warehouse operations run smoothly. In a fast-paced environment, where every day is different, you'll have the autonomy to make decisions and be able to continually </w:t>
-      </w:r>
-      <w:r>
-        <w:rPr>
-          <w:shd w:val="clear" w:color="auto" w:fill="FFFFFF"/>
-        </w:rPr>
-        <w:t>grow</w:t>
-      </w:r>
-      <w:r>
-        <w:rPr>
-          <w:shd w:val="clear" w:color="auto" w:fill="FFFFFF"/>
-        </w:rPr>
-        <w:t xml:space="preserve"> professionally. Use your strong analytical skills to drive the future of logistics, using the latest technology.</w:t>
-      </w:r>
-    </w:p>
-    <w:p>
-      <w:pPr>
-        <w:numPr>
-          <w:ilvl w:val="0"/>
-          <w:numId w:val="4"/>
-        </w:numPr>
-        <w:spacing w:before="100" w:beforeAutospacing="1" w:after="100" w:afterAutospacing="1"/>
-        <w:textAlignment w:val="baseline"/>
-      </w:pPr>
-      <w:r>
-        <w:t>Analyse and reporting of performance – develop automated reporting formats</w:t>
-      </w:r>
-    </w:p>
-    <w:p>
-      <w:pPr>
-        <w:numPr>
-          <w:ilvl w:val="0"/>
-          <w:numId w:val="4"/>
-        </w:numPr>
-        <w:spacing w:before="100" w:beforeAutospacing="1" w:after="100" w:afterAutospacing="1"/>
-        <w:textAlignment w:val="baseline"/>
-      </w:pPr>
-      <w:r>
-        <w:t>Detailed data analysis on SKU behaviour to optimise productivity in an automated picking system</w:t>
-      </w:r>
-    </w:p>
-    <w:p>
-      <w:pPr>
-        <w:numPr>
-          <w:ilvl w:val="0"/>
-          <w:numId w:val="4"/>
-        </w:numPr>
-        <w:spacing w:before="100" w:beforeAutospacing="1" w:after="100" w:afterAutospacing="1"/>
-        <w:textAlignment w:val="baseline"/>
-      </w:pPr>
-      <w:r>
-        <w:t>Proactive Qualitative analysis and business Insight</w:t>
-      </w:r>
-    </w:p>
-    <w:p>
-      <w:pPr>
-        <w:numPr>
-          <w:ilvl w:val="0"/>
-          <w:numId w:val="4"/>
-        </w:numPr>
-        <w:spacing w:before="100" w:beforeAutospacing="1" w:after="100" w:afterAutospacing="1"/>
-        <w:textAlignment w:val="baseline"/>
-      </w:pPr>
-      <w:r>
-        <w:t>Numerical analysis of raw data into accurate reports</w:t>
-      </w:r>
-    </w:p>
-    <w:p>
-      <w:pPr>
-        <w:numPr>
-          <w:ilvl w:val="0"/>
-          <w:numId w:val="4"/>
-        </w:numPr>
-        <w:spacing w:beforeAutospacing="1" w:afterAutospacing="1"/>
-        <w:textAlignment w:val="baseline"/>
-      </w:pPr>
-      <w:r>
-        <w:t>Analytical problem solving and system planning; identifying opportunities for improvement</w:t>
-      </w:r>
-      <w:r>
-        <w:rPr>
-          <w:rStyle w:val="white-space-pre"/>
-        </w:rPr>
-        <w:t xml:space="preserve"> </w:t>
-      </w:r>
-    </w:p>
-    <w:p>
-      <w:pPr>
-        <w:numPr>
-          <w:ilvl w:val="0"/>
-          <w:numId w:val="4"/>
-        </w:numPr>
-        <w:spacing w:before="100" w:beforeAutospacing="1" w:after="100" w:afterAutospacing="1"/>
-        <w:textAlignment w:val="baseline"/>
-      </w:pPr>
-      <w:r>
-        <w:t>Daily interaction with internal and external stakeholders</w:t>
-      </w:r>
-    </w:p>
-    <w:p>
-      <w:pPr>
-        <w:numPr>
-          <w:ilvl w:val="0"/>
-          <w:numId w:val="4"/>
-        </w:numPr>
-        <w:spacing w:beforeAutospacing="1" w:afterAutospacing="1"/>
-        <w:textAlignment w:val="baseline"/>
-      </w:pPr>
-      <w:r>
-        <w:t>Plan and assist in ensuring customers efficiencies are improved and maximised</w:t>
-      </w:r>
-      <w:r>
-        <w:rPr>
-          <w:rStyle w:val="white-space-pre"/>
-        </w:rPr>
-        <w:t xml:space="preserve"> </w:t>
-      </w:r>
-      <w:r>
-        <w:br/>
-      </w:r>
-    </w:p>
-    <w:p>
-      <w:pPr>
-        <w:rPr>
-          <w:b/>
-          <w:bCs/>
-        </w:rPr>
-      </w:pPr>
-      <w:r>
-        <w:rPr>
-          <w:b/>
-          <w:bCs/>
-          <w:shd w:val="clear" w:color="auto" w:fill="FFFFFF"/>
-        </w:rPr>
-        <w:t>You have the following qualities &amp; qualifications:</w:t>
-      </w:r>
-    </w:p>
-    <w:p>
-      <w:pPr>
-        <w:numPr>
-          <w:ilvl w:val="0"/>
-          <w:numId w:val="5"/>
-        </w:numPr>
-        <w:spacing w:before="100" w:beforeAutospacing="1" w:after="100" w:afterAutospacing="1"/>
-        <w:textAlignment w:val="baseline"/>
-      </w:pPr>
-      <w:r>
-        <w:t xml:space="preserve">Advanced MS Office; </w:t>
-      </w:r>
-      <w:r>
-        <w:t>specifically,</w:t>
-      </w:r>
-      <w:r>
-        <w:t xml:space="preserve"> MS Excel and MS and Access</w:t>
-      </w:r>
-    </w:p>
-    <w:p>
-      <w:pPr>
-        <w:numPr>
-          <w:ilvl w:val="0"/>
-          <w:numId w:val="5"/>
-        </w:numPr>
-        <w:spacing w:before="100" w:beforeAutospacing="1" w:after="100" w:afterAutospacing="1"/>
-        <w:textAlignment w:val="baseline"/>
-      </w:pPr>
-      <w:r>
-        <w:t>3+ years' experience in business analysis or process analysis</w:t>
-      </w:r>
-    </w:p>
-    <w:p>
-      <w:pPr>
-        <w:numPr>
-          <w:ilvl w:val="0"/>
-          <w:numId w:val="5"/>
-        </w:numPr>
-        <w:spacing w:before="100" w:beforeAutospacing="1" w:after="100" w:afterAutospacing="1"/>
-        <w:textAlignment w:val="baseline"/>
-      </w:pPr>
-      <w:r>
-        <w:t>Highly developed written and verbal communication skills</w:t>
-      </w:r>
-    </w:p>
-    <w:p>
-      <w:pPr>
-        <w:numPr>
-          <w:ilvl w:val="0"/>
-          <w:numId w:val="5"/>
-        </w:numPr>
-        <w:spacing w:before="100" w:beforeAutospacing="1" w:after="100" w:afterAutospacing="1"/>
-        <w:textAlignment w:val="baseline"/>
-      </w:pPr>
-      <w:r>
-        <w:t>Demonstrated experience using Warehouse Management Systems (WMS)</w:t>
-      </w:r>
-    </w:p>
-    <w:p>
-      <w:pPr>
-        <w:numPr>
-          <w:ilvl w:val="0"/>
-          <w:numId w:val="5"/>
-        </w:numPr>
-        <w:spacing w:before="100" w:beforeAutospacing="1" w:after="100" w:afterAutospacing="1"/>
-        <w:textAlignment w:val="baseline"/>
-      </w:pPr>
-      <w:r>
-        <w:t>Experience within an automated retail warehouse solution</w:t>
-      </w:r>
-    </w:p>
-    <w:p>
-      <w:pPr>
-        <w:numPr>
-          <w:ilvl w:val="0"/>
-          <w:numId w:val="5"/>
-        </w:numPr>
-        <w:spacing w:before="100" w:beforeAutospacing="1" w:after="100" w:afterAutospacing="1"/>
-        <w:textAlignment w:val="baseline"/>
-      </w:pPr>
-      <w:r>
-        <w:t xml:space="preserve">Advanced analytical &amp; </w:t>
-      </w:r>
-      <w:r>
-        <w:t>problem-solving</w:t>
-      </w:r>
-      <w:r>
-        <w:t xml:space="preserve"> skills</w:t>
-      </w:r>
-    </w:p>
-    <w:p>
-      <w:pPr>
-        <w:numPr>
-          <w:ilvl w:val="0"/>
-          <w:numId w:val="5"/>
-        </w:numPr>
-        <w:spacing w:before="100" w:beforeAutospacing="1" w:after="100" w:afterAutospacing="1"/>
-        <w:textAlignment w:val="baseline"/>
-      </w:pPr>
-      <w:r>
-        <w:lastRenderedPageBreak/>
-        <w:t>Experience within a 3PL environment and good warehouse knowledge</w:t>
-      </w:r>
-    </w:p>
-    <w:p>
-      <w:pPr>
-        <w:numPr>
-          <w:ilvl w:val="0"/>
-          <w:numId w:val="5"/>
-        </w:numPr>
-        <w:spacing w:before="100" w:beforeAutospacing="1" w:after="100" w:afterAutospacing="1"/>
-        <w:textAlignment w:val="baseline"/>
-      </w:pPr>
-      <w:r>
-        <w:t>Self-motivation and ability to work independently</w:t>
-      </w:r>
-    </w:p>
-    <w:p>
-      <w:pPr>
-        <w:numPr>
-          <w:ilvl w:val="0"/>
-          <w:numId w:val="5"/>
-        </w:numPr>
-        <w:spacing w:before="100" w:beforeAutospacing="1" w:after="100" w:afterAutospacing="1"/>
-        <w:textAlignment w:val="baseline"/>
-      </w:pPr>
-      <w:r>
-        <w:t xml:space="preserve">Analytical and operational reasoning with the </w:t>
-      </w:r>
-      <w:r>
-        <w:t>ability</w:t>
-      </w:r>
-      <w:r>
-        <w:t xml:space="preserve"> to generate and support innovation</w:t>
-      </w:r>
-    </w:p>
-    <w:p>
-      <w:pPr>
-        <w:numPr>
-          <w:ilvl w:val="0"/>
-          <w:numId w:val="5"/>
-        </w:numPr>
-        <w:spacing w:before="100" w:beforeAutospacing="1" w:after="100" w:afterAutospacing="1"/>
-        <w:textAlignment w:val="baseline"/>
-      </w:pPr>
-      <w:r>
-        <w:t>Personal resilience. Able to sustain a high level of energy and positivity during pressure</w:t>
-      </w:r>
-    </w:p>
-    <w:p>
-      <w:pPr>
-        <w:spacing w:after="240"/>
-        <w:jc w:val="both"/>
-        <w:rPr>
-          <w:b/>
-          <w:bCs/>
-          <w:color w:val="BF4E14" w:themeColor="accent2" w:themeShade="BF"/>
-          <w:sz w:val="32"/>
-          <w:szCs w:val="32"/>
-        </w:rPr>
-      </w:pPr>
-      <w:r>
-        <w:rPr>
-          <w:b/>
-          <w:bCs/>
-          <w:color w:val="BF4E14" w:themeColor="accent2" w:themeShade="BF"/>
-          <w:sz w:val="32"/>
-          <w:szCs w:val="32"/>
-        </w:rPr>
-        <w:t>Skills Required According to these two roles:</w:t>
-      </w:r>
-    </w:p>
-    <w:p>
-      <w:pPr>
-        <w:ind w:left="720"/>
-      </w:pPr>
-      <w:r>
-        <w:rPr>
-          <w:rFonts w:hAnsi="Symbol"/>
-        </w:rPr>
-        <w:t></w:t>
-      </w:r>
-      <w:r>
-        <w:t xml:space="preserve">  Requirements gathering, analysis and documentation </w:t>
-      </w:r>
-    </w:p>
-    <w:p>
-      <w:pPr>
-        <w:ind w:left="720"/>
-      </w:pPr>
-      <w:r>
-        <w:rPr>
-          <w:rFonts w:hAnsi="Symbol"/>
-        </w:rPr>
-        <w:t></w:t>
-      </w:r>
-      <w:r>
-        <w:t xml:space="preserve">  Stakeholder engagement, interviews and workshop facilitation </w:t>
-      </w:r>
-    </w:p>
-    <w:p>
-      <w:pPr>
-        <w:ind w:left="720"/>
-      </w:pPr>
-      <w:r>
-        <w:rPr>
-          <w:rFonts w:hAnsi="Symbol"/>
-        </w:rPr>
-        <w:t></w:t>
-      </w:r>
-      <w:r>
-        <w:t xml:space="preserve">  Business process mapping, analysis and improvement </w:t>
-      </w:r>
-    </w:p>
-    <w:p>
-      <w:pPr>
-        <w:ind w:left="720"/>
-      </w:pPr>
-      <w:r>
-        <w:rPr>
-          <w:rFonts w:hAnsi="Symbol"/>
-        </w:rPr>
-        <w:t></w:t>
-      </w:r>
-      <w:r>
-        <w:t xml:space="preserve">  User stories, acceptance criteria and backlog management </w:t>
-      </w:r>
-    </w:p>
-    <w:p>
-      <w:pPr>
-        <w:ind w:left="720"/>
-      </w:pPr>
-      <w:r>
-        <w:rPr>
-          <w:rFonts w:hAnsi="Symbol"/>
-        </w:rPr>
-        <w:t></w:t>
-      </w:r>
-      <w:r>
-        <w:t xml:space="preserve">  Agile delivery: Scrum, Kanban, sprint planning and backlog refinement </w:t>
-      </w:r>
-    </w:p>
-    <w:p>
-      <w:pPr>
-        <w:ind w:left="720"/>
-      </w:pPr>
-      <w:r>
-        <w:rPr>
-          <w:rFonts w:hAnsi="Symbol"/>
-        </w:rPr>
-        <w:t></w:t>
-      </w:r>
-      <w:r>
-        <w:t xml:space="preserve">  SDLC knowledge and system implementation support </w:t>
-      </w:r>
-    </w:p>
-    <w:p>
-      <w:pPr>
-        <w:ind w:left="720"/>
-      </w:pPr>
-      <w:r>
-        <w:rPr>
-          <w:rFonts w:hAnsi="Symbol"/>
-        </w:rPr>
-        <w:t></w:t>
-      </w:r>
-      <w:r>
-        <w:t xml:space="preserve">  UAT planning, coordination, execution and issue resolution </w:t>
-      </w:r>
-    </w:p>
-    <w:p>
-      <w:pPr>
-        <w:ind w:left="720"/>
-      </w:pPr>
-      <w:r>
-        <w:rPr>
-          <w:rFonts w:hAnsi="Symbol"/>
-        </w:rPr>
-        <w:t></w:t>
-      </w:r>
-      <w:r>
-        <w:t xml:space="preserve">  Data analysis, performance analysis and business insights </w:t>
-      </w:r>
-    </w:p>
-    <w:p>
-      <w:pPr>
-        <w:ind w:left="720"/>
-      </w:pPr>
-      <w:r>
-        <w:rPr>
-          <w:rFonts w:hAnsi="Symbol"/>
-        </w:rPr>
-        <w:t></w:t>
-      </w:r>
-      <w:r>
-        <w:t xml:space="preserve">  Automated reporting and dashboard/report development </w:t>
-      </w:r>
-    </w:p>
-    <w:p>
-      <w:pPr>
-        <w:ind w:left="720"/>
-      </w:pPr>
-      <w:r>
-        <w:rPr>
-          <w:rFonts w:hAnsi="Symbol"/>
-        </w:rPr>
-        <w:t></w:t>
-      </w:r>
-      <w:r>
-        <w:t xml:space="preserve">  Numerical analysis and translating raw data into actionable reports </w:t>
-      </w:r>
-    </w:p>
-    <w:p>
-      <w:pPr>
-        <w:ind w:left="720"/>
-      </w:pPr>
-      <w:r>
-        <w:rPr>
-          <w:rFonts w:hAnsi="Symbol"/>
-        </w:rPr>
-        <w:t></w:t>
-      </w:r>
-      <w:r>
-        <w:t xml:space="preserve">  Problem-solving, operational reasoning and continuous improvement </w:t>
-      </w:r>
-    </w:p>
-    <w:p>
-      <w:pPr>
-        <w:ind w:left="720"/>
-      </w:pPr>
-      <w:r>
-        <w:rPr>
-          <w:rFonts w:hAnsi="Symbol"/>
-        </w:rPr>
-        <w:t></w:t>
-      </w:r>
-      <w:r>
-        <w:t xml:space="preserve">  Project risk, issue, dependency and status reporting </w:t>
-      </w:r>
-    </w:p>
-    <w:p>
-      <w:pPr>
-        <w:ind w:left="720"/>
-      </w:pPr>
-      <w:r>
-        <w:rPr>
-          <w:rFonts w:hAnsi="Symbol"/>
-        </w:rPr>
-        <w:t></w:t>
-      </w:r>
-      <w:r>
-        <w:t xml:space="preserve">  Vendor and cross-functional team coordination </w:t>
-      </w:r>
-    </w:p>
-    <w:p>
-      <w:pPr>
-        <w:ind w:left="720"/>
-      </w:pPr>
-      <w:r>
-        <w:rPr>
-          <w:rFonts w:hAnsi="Symbol"/>
-        </w:rPr>
-        <w:t></w:t>
-      </w:r>
-      <w:r>
-        <w:t xml:space="preserve">  Written and verbal communication </w:t>
-      </w:r>
-    </w:p>
-    <w:p>
-      <w:pPr>
-        <w:ind w:left="720"/>
-      </w:pPr>
-      <w:r>
-        <w:rPr>
-          <w:rFonts w:hAnsi="Symbol"/>
-        </w:rPr>
-        <w:t></w:t>
-      </w:r>
-      <w:r>
-        <w:t xml:space="preserve">  Warehouse, 3PL, WMS, banking or financial-services domain knowledge (depending on industry) </w:t>
-      </w:r>
-    </w:p>
-    <w:p>
-      <w:pPr>
-        <w:ind w:left="720"/>
-        <w:jc w:val="both"/>
-      </w:pPr>
-      <w:r>
-        <w:rPr>
-          <w:rFonts w:hAnsi="Symbol"/>
-        </w:rPr>
-        <w:t></w:t>
-      </w:r>
-      <w:r>
-        <w:t xml:space="preserve">  Self-management, resilience and ability to work independently</w:t>
-      </w:r>
-    </w:p>
-    <w:p>
-      <w:pPr>
-        <w:jc w:val="both"/>
-      </w:pPr>
-    </w:p>
-    <w:p>
-      <w:pPr>
-        <w:spacing w:after="240"/>
-        <w:jc w:val="both"/>
-        <w:rPr>
-          <w:b/>
-          <w:bCs/>
-          <w:color w:val="BF4E14" w:themeColor="accent2" w:themeShade="BF"/>
-          <w:sz w:val="32"/>
-          <w:szCs w:val="32"/>
-        </w:rPr>
-      </w:pPr>
-      <w:r>
-        <w:rPr>
-          <w:b/>
-          <w:bCs/>
-          <w:color w:val="BF4E14" w:themeColor="accent2" w:themeShade="BF"/>
-          <w:sz w:val="32"/>
-          <w:szCs w:val="32"/>
-        </w:rPr>
-        <w:t>Tools knowledge required according</w:t>
-      </w:r>
-      <w:r>
-        <w:rPr>
-          <w:b/>
-          <w:bCs/>
-          <w:color w:val="BF4E14" w:themeColor="accent2" w:themeShade="BF"/>
-          <w:sz w:val="32"/>
-          <w:szCs w:val="32"/>
-        </w:rPr>
-        <w:t xml:space="preserve"> to these two roles:</w:t>
-      </w:r>
-    </w:p>
-    <w:p>
-      <w:pPr>
-        <w:ind w:left="720"/>
-      </w:pPr>
-      <w:r>
-        <w:rPr>
-          <w:rFonts w:hAnsi="Symbol"/>
-        </w:rPr>
-        <w:t></w:t>
-      </w:r>
-      <w:r>
-        <w:t xml:space="preserve">  Jira </w:t>
-      </w:r>
-    </w:p>
-    <w:p>
-      <w:pPr>
-        <w:ind w:left="720"/>
-      </w:pPr>
-      <w:r>
-        <w:rPr>
-          <w:rFonts w:hAnsi="Symbol"/>
-        </w:rPr>
-        <w:t></w:t>
-      </w:r>
-      <w:r>
-        <w:t xml:space="preserve">  Microsoft 365 / Microsoft Office </w:t>
-      </w:r>
-    </w:p>
-    <w:p>
-      <w:pPr>
-        <w:ind w:left="720"/>
-      </w:pPr>
-      <w:r>
-        <w:rPr>
-          <w:rFonts w:hAnsi="Symbol"/>
-        </w:rPr>
-        <w:t></w:t>
-      </w:r>
-      <w:r>
-        <w:t xml:space="preserve">  Microsoft Excel (advanced) </w:t>
-      </w:r>
-    </w:p>
-    <w:p>
-      <w:pPr>
-        <w:ind w:left="720"/>
-      </w:pPr>
-      <w:r>
-        <w:rPr>
-          <w:rFonts w:hAnsi="Symbol"/>
-        </w:rPr>
-        <w:t></w:t>
-      </w:r>
-      <w:r>
-        <w:t xml:space="preserve">  Microsoft Access </w:t>
-      </w:r>
-    </w:p>
-    <w:p>
-      <w:pPr>
-        <w:ind w:left="720"/>
-      </w:pPr>
-      <w:r>
-        <w:rPr>
-          <w:rFonts w:hAnsi="Symbol"/>
-        </w:rPr>
-        <w:t></w:t>
-      </w:r>
-      <w:r>
-        <w:t xml:space="preserve">  Power BI </w:t>
-      </w:r>
-    </w:p>
-    <w:p>
-      <w:pPr>
-        <w:ind w:left="720"/>
-      </w:pPr>
-      <w:r>
-        <w:rPr>
-          <w:rFonts w:hAnsi="Symbol"/>
-        </w:rPr>
-        <w:t></w:t>
-      </w:r>
-      <w:r>
-        <w:t xml:space="preserve">  Power Apps </w:t>
-      </w:r>
-    </w:p>
-    <w:p>
-      <w:pPr>
-        <w:ind w:left="720"/>
-      </w:pPr>
-      <w:r>
-        <w:rPr>
-          <w:rFonts w:hAnsi="Symbol"/>
-        </w:rPr>
-        <w:t></w:t>
-      </w:r>
-      <w:r>
-        <w:t xml:space="preserve">  Microsoft Project </w:t>
-      </w:r>
-    </w:p>
-    <w:p>
-      <w:pPr>
-        <w:ind w:left="720"/>
-        <w:jc w:val="both"/>
-      </w:pPr>
-      <w:r>
-        <w:rPr>
-          <w:rFonts w:hAnsi="Symbol"/>
-        </w:rPr>
-        <w:t></w:t>
-      </w:r>
-      <w:r>
-        <w:t xml:space="preserve">  Warehouse Management Systems (WMS)</w:t>
-      </w:r>
-    </w:p>
-    <w:p>
-      <w:pPr>
-        <w:jc w:val="both"/>
-        <w:rPr>
-          <w:b/>
-          <w:bCs/>
-          <w:sz w:val="32"/>
-          <w:szCs w:val="32"/>
-        </w:rPr>
-      </w:pPr>
-    </w:p>
-    <w:p>
-      <w:pPr>
-        <w:spacing w:after="240"/>
-        <w:jc w:val="both"/>
+      </w:pPr>
+      <w:r>
         <w:rPr>
           <w:b/>
           <w:bCs/>
@@ -2161,15 +2138,6 @@
           <w:sz w:val="36"/>
           <w:szCs w:val="36"/>
         </w:rPr>
-      </w:pPr>
-      <w:r>
-        <w:rPr>
-          <w:b/>
-          <w:bCs/>
-          <w:color w:val="BF4E14" w:themeColor="accent2" w:themeShade="BF"/>
-          <w:sz w:val="36"/>
-          <w:szCs w:val="36"/>
-        </w:rPr>
         <w:t xml:space="preserve">Findings: </w:t>
       </w:r>
     </w:p>
@@ -2287,7 +2255,6 @@
           <w:b/>
           <w:bCs/>
         </w:rPr>
-        <w:lastRenderedPageBreak/>
         <w:t>Microsoft Visio –</w:t>
       </w:r>
       <w:r>
@@ -2333,7 +2300,7 @@
       <w:r>
         <w:t xml:space="preserve"> Most important to work with data and to create dashboards. (Works only on windows) (Licence Included with CDU account) (For MacBook users, we need to use virtual machine, I recommend using our CDU virtual desktop </w:t>
       </w:r>
-      <w:hyperlink r:id="rId5" w:history="1">
+      <w:hyperlink r:id="rId7" w:history="1">
         <w:r>
           <w:rPr>
             <w:rStyle w:val="Hyperlink"/>
@@ -3237,6 +3204,119 @@
     <w:nsid w:val="68486670"/>
     <w:multiLevelType w:val="hybridMultilevel"/>
     <w:tmpl w:val="517C6E70"/>
+    <w:lvl w:ilvl="0" w:tplc="08090001">
+      <w:start w:val="1"/>
+      <w:numFmt w:val="bullet"/>
+      <w:lvlText w:val=""/>
+      <w:lvlJc w:val="left"/>
+      <w:pPr>
+        <w:ind w:left="720" w:hanging="360"/>
+      </w:pPr>
+      <w:rPr>
+        <w:rFonts w:ascii="Symbol" w:hAnsi="Symbol" w:hint="default"/>
+      </w:rPr>
+    </w:lvl>
+    <w:lvl w:ilvl="1" w:tplc="08090003" w:tentative="1">
+      <w:start w:val="1"/>
+      <w:numFmt w:val="bullet"/>
+      <w:lvlText w:val="o"/>
+      <w:lvlJc w:val="left"/>
+      <w:pPr>
+        <w:ind w:left="1440" w:hanging="360"/>
+      </w:pPr>
+      <w:rPr>
+        <w:rFonts w:ascii="Courier New" w:hAnsi="Courier New" w:cs="Courier New" w:hint="default"/>
+      </w:rPr>
+    </w:lvl>
+    <w:lvl w:ilvl="2" w:tplc="08090005" w:tentative="1">
+      <w:start w:val="1"/>
+      <w:numFmt w:val="bullet"/>
+      <w:lvlText w:val=""/>
+      <w:lvlJc w:val="left"/>
+      <w:pPr>
+        <w:ind w:left="2160" w:hanging="360"/>
+      </w:pPr>
+      <w:rPr>
+        <w:rFonts w:ascii="Wingdings" w:hAnsi="Wingdings" w:hint="default"/>
+      </w:rPr>
+    </w:lvl>
+    <w:lvl w:ilvl="3" w:tplc="08090001" w:tentative="1">
+      <w:start w:val="1"/>
+      <w:numFmt w:val="bullet"/>
+      <w:lvlText w:val=""/>
+      <w:lvlJc w:val="left"/>
+      <w:pPr>
+        <w:ind w:left="2880" w:hanging="360"/>
+      </w:pPr>
+      <w:rPr>
+        <w:rFonts w:ascii="Symbol" w:hAnsi="Symbol" w:hint="default"/>
+      </w:rPr>
+    </w:lvl>
+    <w:lvl w:ilvl="4" w:tplc="08090003" w:tentative="1">
+      <w:start w:val="1"/>
+      <w:numFmt w:val="bullet"/>
+      <w:lvlText w:val="o"/>
+      <w:lvlJc w:val="left"/>
+      <w:pPr>
+        <w:ind w:left="3600" w:hanging="360"/>
+      </w:pPr>
+      <w:rPr>
+        <w:rFonts w:ascii="Courier New" w:hAnsi="Courier New" w:cs="Courier New" w:hint="default"/>
+      </w:rPr>
+    </w:lvl>
+    <w:lvl w:ilvl="5" w:tplc="08090005" w:tentative="1">
+      <w:start w:val="1"/>
+      <w:numFmt w:val="bullet"/>
+      <w:lvlText w:val=""/>
+      <w:lvlJc w:val="left"/>
+      <w:pPr>
+        <w:ind w:left="4320" w:hanging="360"/>
+      </w:pPr>
+      <w:rPr>
+        <w:rFonts w:ascii="Wingdings" w:hAnsi="Wingdings" w:hint="default"/>
+      </w:rPr>
+    </w:lvl>
+    <w:lvl w:ilvl="6" w:tplc="08090001" w:tentative="1">
+      <w:start w:val="1"/>
+      <w:numFmt w:val="bullet"/>
+      <w:lvlText w:val=""/>
+      <w:lvlJc w:val="left"/>
+      <w:pPr>
+        <w:ind w:left="5040" w:hanging="360"/>
+      </w:pPr>
+      <w:rPr>
+        <w:rFonts w:ascii="Symbol" w:hAnsi="Symbol" w:hint="default"/>
+      </w:rPr>
+    </w:lvl>
+    <w:lvl w:ilvl="7" w:tplc="08090003" w:tentative="1">
+      <w:start w:val="1"/>
+      <w:numFmt w:val="bullet"/>
+      <w:lvlText w:val="o"/>
+      <w:lvlJc w:val="left"/>
+      <w:pPr>
+        <w:ind w:left="5760" w:hanging="360"/>
+      </w:pPr>
+      <w:rPr>
+        <w:rFonts w:ascii="Courier New" w:hAnsi="Courier New" w:cs="Courier New" w:hint="default"/>
+      </w:rPr>
+    </w:lvl>
+    <w:lvl w:ilvl="8" w:tplc="08090005" w:tentative="1">
+      <w:start w:val="1"/>
+      <w:numFmt w:val="bullet"/>
+      <w:lvlText w:val=""/>
+      <w:lvlJc w:val="left"/>
+      <w:pPr>
+        <w:ind w:left="6480" w:hanging="360"/>
+      </w:pPr>
+      <w:rPr>
+        <w:rFonts w:ascii="Wingdings" w:hAnsi="Wingdings" w:hint="default"/>
+      </w:rPr>
+    </w:lvl>
+  </w:abstractNum>
+  <w:abstractNum w:abstractNumId="6" w15:restartNumberingAfterBreak="0">
+    <w:nsid w:val="74536CE3"/>
+    <w:multiLevelType w:val="hybridMultilevel"/>
+    <w:tmpl w:val="0E263E0A"/>
     <w:lvl w:ilvl="0" w:tplc="08090001">
       <w:start w:val="1"/>
       <w:numFmt w:val="bullet"/>
@@ -3363,6 +3443,9 @@
   </w:num>
   <w:num w:numId="6" w16cid:durableId="1936985347">
     <w:abstractNumId w:val="5"/>
+  </w:num>
+  <w:num w:numId="7" w16cid:durableId="2146969508">
+    <w:abstractNumId w:val="6"/>
   </w:num>
 </w:numbering>
 </file>
